--- a/units/u31/Maths_S3_YearB_Unit31_SOLO_Full_Program.docx
+++ b/units/u31/Maths_S3_YearB_Unit31_SOLO_Full_Program.docx
@@ -2952,6 +2952,20 @@
               <w:t xml:space="preserve">MA3-RN-01</w:t>
             </w:r>
           </w:p>
+          <w:p>
+            <w:pPr>
+              <w:spacing w:before="20" w:after="0"/>
+            </w:pPr>
+            <w:r>
+              <w:rPr>
+                <w:color w:val="444444"/>
+                <w:sz w:val="13"/>
+                <w:szCs w:val="13"/>
+                <w:rFonts w:ascii="Arial" w:cs="Arial" w:eastAsia="Arial" w:hAnsi="Arial"/>
+              </w:rPr>
+              <w:t xml:space="preserve">Year A</w:t>
+            </w:r>
+          </w:p>
         </w:tc>
         <w:tc>
           <w:tcPr>
@@ -3181,6 +3195,20 @@
               <w:t xml:space="preserve">MA3-RN-02</w:t>
             </w:r>
           </w:p>
+          <w:p>
+            <w:pPr>
+              <w:spacing w:before="20" w:after="0"/>
+            </w:pPr>
+            <w:r>
+              <w:rPr>
+                <w:color w:val="444444"/>
+                <w:sz w:val="13"/>
+                <w:szCs w:val="13"/>
+                <w:rFonts w:ascii="Arial" w:cs="Arial" w:eastAsia="Arial" w:hAnsi="Arial"/>
+              </w:rPr>
+              <w:t xml:space="preserve">Year A</w:t>
+            </w:r>
+          </w:p>
         </w:tc>
         <w:tc>
           <w:tcPr>
@@ -3410,6 +3438,20 @@
               <w:t xml:space="preserve">MA3-MR-01</w:t>
             </w:r>
           </w:p>
+          <w:p>
+            <w:pPr>
+              <w:spacing w:before="20" w:after="0"/>
+            </w:pPr>
+            <w:r>
+              <w:rPr>
+                <w:color w:val="444444"/>
+                <w:sz w:val="13"/>
+                <w:szCs w:val="13"/>
+                <w:rFonts w:ascii="Arial" w:cs="Arial" w:eastAsia="Arial" w:hAnsi="Arial"/>
+              </w:rPr>
+              <w:t xml:space="preserve">Year A</w:t>
+            </w:r>
+          </w:p>
         </w:tc>
         <w:tc>
           <w:tcPr>
@@ -3639,6 +3681,20 @@
               <w:t xml:space="preserve">MA3-MR-01</w:t>
             </w:r>
           </w:p>
+          <w:p>
+            <w:pPr>
+              <w:spacing w:before="20" w:after="0"/>
+            </w:pPr>
+            <w:r>
+              <w:rPr>
+                <w:color w:val="444444"/>
+                <w:sz w:val="13"/>
+                <w:szCs w:val="13"/>
+                <w:rFonts w:ascii="Arial" w:cs="Arial" w:eastAsia="Arial" w:hAnsi="Arial"/>
+              </w:rPr>
+              <w:t xml:space="preserve">Year A</w:t>
+            </w:r>
+          </w:p>
         </w:tc>
         <w:tc>
           <w:tcPr>
@@ -3868,6 +3924,20 @@
               <w:t xml:space="preserve">MA3-RN-03</w:t>
             </w:r>
           </w:p>
+          <w:p>
+            <w:pPr>
+              <w:spacing w:before="20" w:after="0"/>
+            </w:pPr>
+            <w:r>
+              <w:rPr>
+                <w:color w:val="444444"/>
+                <w:sz w:val="13"/>
+                <w:szCs w:val="13"/>
+                <w:rFonts w:ascii="Arial" w:cs="Arial" w:eastAsia="Arial" w:hAnsi="Arial"/>
+              </w:rPr>
+              <w:t xml:space="preserve">Year B</w:t>
+            </w:r>
+          </w:p>
         </w:tc>
         <w:tc>
           <w:tcPr>
@@ -4098,6 +4168,20 @@
               <w:t xml:space="preserve">MA3-RN-03</w:t>
             </w:r>
           </w:p>
+          <w:p>
+            <w:pPr>
+              <w:spacing w:before="20" w:after="0"/>
+            </w:pPr>
+            <w:r>
+              <w:rPr>
+                <w:color w:val="444444"/>
+                <w:sz w:val="13"/>
+                <w:szCs w:val="13"/>
+                <w:rFonts w:ascii="Arial" w:cs="Arial" w:eastAsia="Arial" w:hAnsi="Arial"/>
+              </w:rPr>
+              <w:t xml:space="preserve">Year B</w:t>
+            </w:r>
+          </w:p>
         </w:tc>
         <w:tc>
           <w:tcPr>
@@ -4328,6 +4412,20 @@
               <w:t xml:space="preserve">MA3-MR-01</w:t>
             </w:r>
           </w:p>
+          <w:p>
+            <w:pPr>
+              <w:spacing w:before="20" w:after="0"/>
+            </w:pPr>
+            <w:r>
+              <w:rPr>
+                <w:color w:val="444444"/>
+                <w:sz w:val="13"/>
+                <w:szCs w:val="13"/>
+                <w:rFonts w:ascii="Arial" w:cs="Arial" w:eastAsia="Arial" w:hAnsi="Arial"/>
+              </w:rPr>
+              <w:t xml:space="preserve">Year B</w:t>
+            </w:r>
+          </w:p>
         </w:tc>
         <w:tc>
           <w:tcPr>
@@ -4558,6 +4656,20 @@
               <w:t xml:space="preserve">MA3-MR-01</w:t>
             </w:r>
           </w:p>
+          <w:p>
+            <w:pPr>
+              <w:spacing w:before="20" w:after="0"/>
+            </w:pPr>
+            <w:r>
+              <w:rPr>
+                <w:color w:val="444444"/>
+                <w:sz w:val="13"/>
+                <w:szCs w:val="13"/>
+                <w:rFonts w:ascii="Arial" w:cs="Arial" w:eastAsia="Arial" w:hAnsi="Arial"/>
+              </w:rPr>
+              <w:t xml:space="preserve">Year B</w:t>
+            </w:r>
+          </w:p>
         </w:tc>
         <w:tc>
           <w:tcPr>
@@ -4788,6 +4900,20 @@
               <w:t xml:space="preserve">MA3-MR-01</w:t>
             </w:r>
           </w:p>
+          <w:p>
+            <w:pPr>
+              <w:spacing w:before="20" w:after="0"/>
+            </w:pPr>
+            <w:r>
+              <w:rPr>
+                <w:color w:val="444444"/>
+                <w:sz w:val="13"/>
+                <w:szCs w:val="13"/>
+                <w:rFonts w:ascii="Arial" w:cs="Arial" w:eastAsia="Arial" w:hAnsi="Arial"/>
+              </w:rPr>
+              <w:t xml:space="preserve">Year B</w:t>
+            </w:r>
+          </w:p>
         </w:tc>
         <w:tc>
           <w:tcPr>
@@ -5017,6 +5143,20 @@
               <w:t xml:space="preserve">MA3-MR-02</w:t>
             </w:r>
           </w:p>
+          <w:p>
+            <w:pPr>
+              <w:spacing w:before="20" w:after="0"/>
+            </w:pPr>
+            <w:r>
+              <w:rPr>
+                <w:color w:val="444444"/>
+                <w:sz w:val="13"/>
+                <w:szCs w:val="13"/>
+                <w:rFonts w:ascii="Arial" w:cs="Arial" w:eastAsia="Arial" w:hAnsi="Arial"/>
+              </w:rPr>
+              <w:t xml:space="preserve">Year B</w:t>
+            </w:r>
+          </w:p>
         </w:tc>
         <w:tc>
           <w:tcPr>
@@ -5246,6 +5386,20 @@
               <w:t xml:space="preserve">MA4-FRC-C-01</w:t>
             </w:r>
           </w:p>
+          <w:p>
+            <w:pPr>
+              <w:spacing w:before="20" w:after="0"/>
+            </w:pPr>
+            <w:r>
+              <w:rPr>
+                <w:color w:val="444444"/>
+                <w:sz w:val="13"/>
+                <w:szCs w:val="13"/>
+                <w:rFonts w:ascii="Arial" w:cs="Arial" w:eastAsia="Arial" w:hAnsi="Arial"/>
+              </w:rPr>
+              <w:t xml:space="preserve">Stage 4 (group A)</w:t>
+            </w:r>
+          </w:p>
         </w:tc>
         <w:tc>
           <w:tcPr>
@@ -5475,6 +5629,20 @@
               <w:t xml:space="preserve">MA4-INT-C-01</w:t>
             </w:r>
           </w:p>
+          <w:p>
+            <w:pPr>
+              <w:spacing w:before="20" w:after="0"/>
+            </w:pPr>
+            <w:r>
+              <w:rPr>
+                <w:color w:val="444444"/>
+                <w:sz w:val="13"/>
+                <w:szCs w:val="13"/>
+                <w:rFonts w:ascii="Arial" w:cs="Arial" w:eastAsia="Arial" w:hAnsi="Arial"/>
+              </w:rPr>
+              <w:t xml:space="preserve">Stage 4 (group A)</w:t>
+            </w:r>
+          </w:p>
         </w:tc>
         <w:tc>
           <w:tcPr>
@@ -5702,6 +5870,20 @@
                 <w:rFonts w:ascii="Arial" w:cs="Arial" w:eastAsia="Arial" w:hAnsi="Arial"/>
               </w:rPr>
               <w:t xml:space="preserve">MA4-EQU-C-01</w:t>
+            </w:r>
+          </w:p>
+          <w:p>
+            <w:pPr>
+              <w:spacing w:before="20" w:after="0"/>
+            </w:pPr>
+            <w:r>
+              <w:rPr>
+                <w:color w:val="444444"/>
+                <w:sz w:val="13"/>
+                <w:szCs w:val="13"/>
+                <w:rFonts w:ascii="Arial" w:cs="Arial" w:eastAsia="Arial" w:hAnsi="Arial"/>
+              </w:rPr>
+              <w:t xml:space="preserve">Stage 4 (group A)</w:t>
             </w:r>
           </w:p>
         </w:tc>
@@ -19702,7 +19884,7 @@
             <w:pPr>
               <w:spacing w:before="0" w:after="0"/>
             </w:pPr>
-            <w:hyperlink w:history="1" r:id="rIdvc4m3wpjbvqhteizgkrnk">
+            <w:hyperlink w:history="1" r:id="rIdh0mnb7gkdj82ad5azlmdx">
               <w:r>
                 <w:rPr>
                   <w:u w:val="single"/>
@@ -19819,7 +20001,7 @@
             <w:pPr>
               <w:spacing w:before="0" w:after="0"/>
             </w:pPr>
-            <w:hyperlink w:history="1" r:id="rIdeezoensgol3apr-4n3h7k">
+            <w:hyperlink w:history="1" r:id="rId6bo2phexcp4lhw9sypdgg">
               <w:r>
                 <w:rPr>
                   <w:u w:val="single"/>
@@ -19936,7 +20118,7 @@
             <w:pPr>
               <w:spacing w:before="0" w:after="0"/>
             </w:pPr>
-            <w:hyperlink w:history="1" r:id="rIdz1x-yguf62wbo_3hpyiug">
+            <w:hyperlink w:history="1" r:id="rIdurxwgccma8el57vg0wrrp">
               <w:r>
                 <w:rPr>
                   <w:u w:val="single"/>
@@ -20093,7 +20275,7 @@
             <w:pPr>
               <w:spacing w:before="0" w:after="0"/>
             </w:pPr>
-            <w:hyperlink w:history="1" r:id="rIdhgbnapkuwy0n3vgebtb08">
+            <w:hyperlink w:history="1" r:id="rIdvkguntfgzwns408ibv77z">
               <w:r>
                 <w:rPr>
                   <w:u w:val="single"/>
@@ -20210,7 +20392,7 @@
             <w:pPr>
               <w:spacing w:before="0" w:after="0"/>
             </w:pPr>
-            <w:hyperlink w:history="1" r:id="rIdypud2t_ujijrk4etyxk9o">
+            <w:hyperlink w:history="1" r:id="rIdg0we3szihfbhlhd879mbc">
               <w:r>
                 <w:rPr>
                   <w:u w:val="single"/>
@@ -20327,7 +20509,7 @@
             <w:pPr>
               <w:spacing w:before="0" w:after="0"/>
             </w:pPr>
-            <w:hyperlink w:history="1" r:id="rIdro-hmaf7lrcwi_xeszg1g">
+            <w:hyperlink w:history="1" r:id="rIdmudgskdk41ph-no-ln0wm">
               <w:r>
                 <w:rPr>
                   <w:u w:val="single"/>
@@ -20444,7 +20626,7 @@
             <w:pPr>
               <w:spacing w:before="0" w:after="0"/>
             </w:pPr>
-            <w:hyperlink w:history="1" r:id="rIdowngz1nbboh62ndgbvdem">
+            <w:hyperlink w:history="1" r:id="rIdbcjnl-y3bubv9n-1vr7mn">
               <w:r>
                 <w:rPr>
                   <w:u w:val="single"/>
@@ -20601,7 +20783,7 @@
             <w:pPr>
               <w:spacing w:before="0" w:after="0"/>
             </w:pPr>
-            <w:hyperlink w:history="1" r:id="rIdfve32dfj4ee3ytpvgdqhq">
+            <w:hyperlink w:history="1" r:id="rIdmuwmo4g5t_6jw3x2lemhg">
               <w:r>
                 <w:rPr>
                   <w:u w:val="single"/>
@@ -20718,7 +20900,7 @@
             <w:pPr>
               <w:spacing w:before="0" w:after="0"/>
             </w:pPr>
-            <w:hyperlink w:history="1" r:id="rIds0gcr3th4_m3q2vknv0mi">
+            <w:hyperlink w:history="1" r:id="rIdfubtpxy0x11emoi3afrox">
               <w:r>
                 <w:rPr>
                   <w:u w:val="single"/>
@@ -20835,7 +21017,7 @@
             <w:pPr>
               <w:spacing w:before="0" w:after="0"/>
             </w:pPr>
-            <w:hyperlink w:history="1" r:id="rId__c-wqpxgrlgdvuqwscox">
+            <w:hyperlink w:history="1" r:id="rIda_jx5ceeeb7lp9xnxqyom">
               <w:r>
                 <w:rPr>
                   <w:u w:val="single"/>
@@ -20952,7 +21134,7 @@
             <w:pPr>
               <w:spacing w:before="0" w:after="0"/>
             </w:pPr>
-            <w:hyperlink w:history="1" r:id="rIdpkqweucniepon_oiwswdo">
+            <w:hyperlink w:history="1" r:id="rIdpotusqryn7jlswydtpdcj">
               <w:r>
                 <w:rPr>
                   <w:u w:val="single"/>
@@ -21109,7 +21291,7 @@
             <w:pPr>
               <w:spacing w:before="0" w:after="0"/>
             </w:pPr>
-            <w:hyperlink w:history="1" r:id="rIdc67fneglebz6dmyue18gi">
+            <w:hyperlink w:history="1" r:id="rIdmln6w1zhvlchdj9z0ua3u">
               <w:r>
                 <w:rPr>
                   <w:u w:val="single"/>
@@ -21226,7 +21408,7 @@
             <w:pPr>
               <w:spacing w:before="0" w:after="0"/>
             </w:pPr>
-            <w:hyperlink w:history="1" r:id="rIdz5kbuonno8kwlnoxnthvh">
+            <w:hyperlink w:history="1" r:id="rIdipevxudr9vu_rhwaxufdn">
               <w:r>
                 <w:rPr>
                   <w:u w:val="single"/>
@@ -21343,7 +21525,7 @@
             <w:pPr>
               <w:spacing w:before="0" w:after="0"/>
             </w:pPr>
-            <w:hyperlink w:history="1" r:id="rIdqh-y9sytcuxnkit44jc_h">
+            <w:hyperlink w:history="1" r:id="rId2uhcaqnwyzbv4fpac-ddp">
               <w:r>
                 <w:rPr>
                   <w:u w:val="single"/>
@@ -21460,7 +21642,7 @@
             <w:pPr>
               <w:spacing w:before="0" w:after="0"/>
             </w:pPr>
-            <w:hyperlink w:history="1" r:id="rIdanqdszwhmnygfp3innqqy">
+            <w:hyperlink w:history="1" r:id="rIdzjtoe0jaadfzn2chrba6m">
               <w:r>
                 <w:rPr>
                   <w:u w:val="single"/>
@@ -21617,7 +21799,7 @@
             <w:pPr>
               <w:spacing w:before="0" w:after="0"/>
             </w:pPr>
-            <w:hyperlink w:history="1" r:id="rIdxdf4zivunywxtlf3uoqip">
+            <w:hyperlink w:history="1" r:id="rIdqikslgmqkhyx98v8dt9ad">
               <w:r>
                 <w:rPr>
                   <w:u w:val="single"/>
@@ -21734,7 +21916,7 @@
             <w:pPr>
               <w:spacing w:before="0" w:after="0"/>
             </w:pPr>
-            <w:hyperlink w:history="1" r:id="rIdpkb6tbi5qje1z3gebnawe">
+            <w:hyperlink w:history="1" r:id="rIdmwtaaexdeo4tcvlgx6tvt">
               <w:r>
                 <w:rPr>
                   <w:u w:val="single"/>
@@ -21851,7 +22033,7 @@
             <w:pPr>
               <w:spacing w:before="0" w:after="0"/>
             </w:pPr>
-            <w:hyperlink w:history="1" r:id="rId0tgjqsthc20la6jek8lgo">
+            <w:hyperlink w:history="1" r:id="rIdh6zm_nguplks4nqhqzbaf">
               <w:r>
                 <w:rPr>
                   <w:u w:val="single"/>
@@ -21968,7 +22150,7 @@
             <w:pPr>
               <w:spacing w:before="0" w:after="0"/>
             </w:pPr>
-            <w:hyperlink w:history="1" r:id="rId-rccppfsesfmxiynxmdn3">
+            <w:hyperlink w:history="1" r:id="rId3-qhejhwuzy-vu9neudfb">
               <w:r>
                 <w:rPr>
                   <w:u w:val="single"/>
@@ -22125,7 +22307,7 @@
             <w:pPr>
               <w:spacing w:before="0" w:after="0"/>
             </w:pPr>
-            <w:hyperlink w:history="1" r:id="rIdnxxwmimldsj-wahtu6jld">
+            <w:hyperlink w:history="1" r:id="rIdgs2pwengqlbryr8qkdstd">
               <w:r>
                 <w:rPr>
                   <w:u w:val="single"/>
@@ -22242,7 +22424,7 @@
             <w:pPr>
               <w:spacing w:before="0" w:after="0"/>
             </w:pPr>
-            <w:hyperlink w:history="1" r:id="rIdvosx1mupygt--mjc-f-wh">
+            <w:hyperlink w:history="1" r:id="rId6ll2n20nuoloaw4w_8sqx">
               <w:r>
                 <w:rPr>
                   <w:u w:val="single"/>
@@ -22359,7 +22541,7 @@
             <w:pPr>
               <w:spacing w:before="0" w:after="0"/>
             </w:pPr>
-            <w:hyperlink w:history="1" r:id="rIdvaapgtozgbbu5sdinj3da">
+            <w:hyperlink w:history="1" r:id="rIdekqwubuc48lxfh1woinhz">
               <w:r>
                 <w:rPr>
                   <w:u w:val="single"/>
@@ -22516,7 +22698,7 @@
             <w:pPr>
               <w:spacing w:before="0" w:after="0"/>
             </w:pPr>
-            <w:hyperlink w:history="1" r:id="rId00faaql8iljco0wg4es97">
+            <w:hyperlink w:history="1" r:id="rIdsprxk0jntweudxznwoefd">
               <w:r>
                 <w:rPr>
                   <w:u w:val="single"/>
@@ -22633,7 +22815,7 @@
             <w:pPr>
               <w:spacing w:before="0" w:after="0"/>
             </w:pPr>
-            <w:hyperlink w:history="1" r:id="rIduqayt4xhqvumkci0rwjdv">
+            <w:hyperlink w:history="1" r:id="rIdmoifxforvpwxtrks2r12f">
               <w:r>
                 <w:rPr>
                   <w:u w:val="single"/>
@@ -22750,7 +22932,7 @@
             <w:pPr>
               <w:spacing w:before="0" w:after="0"/>
             </w:pPr>
-            <w:hyperlink w:history="1" r:id="rIdecdpyq-o0grfrwm4bph3w">
+            <w:hyperlink w:history="1" r:id="rId0ktryp0n47vmu0ldjxvd5">
               <w:r>
                 <w:rPr>
                   <w:u w:val="single"/>
@@ -22907,7 +23089,7 @@
             <w:pPr>
               <w:spacing w:before="0" w:after="0"/>
             </w:pPr>
-            <w:hyperlink w:history="1" r:id="rIdeidzuhljhxvrtbiar2iji">
+            <w:hyperlink w:history="1" r:id="rIdjr-biuc_rffyzp0sjlklp">
               <w:r>
                 <w:rPr>
                   <w:u w:val="single"/>
@@ -23024,7 +23206,7 @@
             <w:pPr>
               <w:spacing w:before="0" w:after="0"/>
             </w:pPr>
-            <w:hyperlink w:history="1" r:id="rIdngythgjzfbxqykqr8gwuo">
+            <w:hyperlink w:history="1" r:id="rIdhf4vwhfi5qeuq8x_csjr3">
               <w:r>
                 <w:rPr>
                   <w:u w:val="single"/>
@@ -23141,7 +23323,7 @@
             <w:pPr>
               <w:spacing w:before="0" w:after="0"/>
             </w:pPr>
-            <w:hyperlink w:history="1" r:id="rIdvktnw_ksqxnlcpe9jnur0">
+            <w:hyperlink w:history="1" r:id="rIdcl3c_xw8z4af3mfrf-bhu">
               <w:r>
                 <w:rPr>
                   <w:u w:val="single"/>
@@ -23298,7 +23480,7 @@
             <w:pPr>
               <w:spacing w:before="0" w:after="0"/>
             </w:pPr>
-            <w:hyperlink w:history="1" r:id="rIdszx4y7hfc_ctqg8h1q3tz">
+            <w:hyperlink w:history="1" r:id="rIdbi6kmj0f4xxf8b-n1wwzt">
               <w:r>
                 <w:rPr>
                   <w:u w:val="single"/>
@@ -23415,7 +23597,7 @@
             <w:pPr>
               <w:spacing w:before="0" w:after="0"/>
             </w:pPr>
-            <w:hyperlink w:history="1" r:id="rIdo2r18lbfb6ra0iop0vtwz">
+            <w:hyperlink w:history="1" r:id="rIdomtelt2w78-r0hiftys4v">
               <w:r>
                 <w:rPr>
                   <w:u w:val="single"/>
@@ -23532,7 +23714,7 @@
             <w:pPr>
               <w:spacing w:before="0" w:after="0"/>
             </w:pPr>
-            <w:hyperlink w:history="1" r:id="rIdlzk6hcmugmypx_60rg-_d">
+            <w:hyperlink w:history="1" r:id="rIdtkjya52sfe_e4qogwisyr">
               <w:r>
                 <w:rPr>
                   <w:u w:val="single"/>
@@ -23689,7 +23871,7 @@
             <w:pPr>
               <w:spacing w:before="0" w:after="0"/>
             </w:pPr>
-            <w:hyperlink w:history="1" r:id="rIdgmyg8xulpwqstscfxh9pl">
+            <w:hyperlink w:history="1" r:id="rIduupxq965al8oprypivzob">
               <w:r>
                 <w:rPr>
                   <w:u w:val="single"/>
@@ -23806,7 +23988,7 @@
             <w:pPr>
               <w:spacing w:before="0" w:after="0"/>
             </w:pPr>
-            <w:hyperlink w:history="1" r:id="rIdizgrlawtao1cgbiaoj_gh">
+            <w:hyperlink w:history="1" r:id="rId-ixoy58xoiu9x4wsvuyjk">
               <w:r>
                 <w:rPr>
                   <w:u w:val="single"/>
@@ -23923,7 +24105,7 @@
             <w:pPr>
               <w:spacing w:before="0" w:after="0"/>
             </w:pPr>
-            <w:hyperlink w:history="1" r:id="rId-oumf3jnt0rc7glrtlf9_">
+            <w:hyperlink w:history="1" r:id="rIdu_a3x6hhzay44-znjleiv">
               <w:r>
                 <w:rPr>
                   <w:u w:val="single"/>
@@ -24080,7 +24262,7 @@
             <w:pPr>
               <w:spacing w:before="0" w:after="0"/>
             </w:pPr>
-            <w:hyperlink w:history="1" r:id="rIdag3w-yk_6tlwezxjfz0eu">
+            <w:hyperlink w:history="1" r:id="rIdlqup76qi3l2-awlxkkf5n">
               <w:r>
                 <w:rPr>
                   <w:u w:val="single"/>
@@ -24197,7 +24379,7 @@
             <w:pPr>
               <w:spacing w:before="0" w:after="0"/>
             </w:pPr>
-            <w:hyperlink w:history="1" r:id="rIdflxcujcrapgygpne3sjlj">
+            <w:hyperlink w:history="1" r:id="rIdpqknnjfkvdlrx-lez8ad7">
               <w:r>
                 <w:rPr>
                   <w:u w:val="single"/>
@@ -24314,7 +24496,7 @@
             <w:pPr>
               <w:spacing w:before="0" w:after="0"/>
             </w:pPr>
-            <w:hyperlink w:history="1" r:id="rIduhuemkd9x5ryl-bhnbmkd">
+            <w:hyperlink w:history="1" r:id="rIdvosmthbybxo-wdlj7rthi">
               <w:r>
                 <w:rPr>
                   <w:u w:val="single"/>
@@ -24431,7 +24613,7 @@
             <w:pPr>
               <w:spacing w:before="0" w:after="0"/>
             </w:pPr>
-            <w:hyperlink w:history="1" r:id="rId9iphe5ekm7jerg4ck5xgh">
+            <w:hyperlink w:history="1" r:id="rId0e__ubbd7okteb3q8p1u8">
               <w:r>
                 <w:rPr>
                   <w:u w:val="single"/>
@@ -24588,7 +24770,7 @@
             <w:pPr>
               <w:spacing w:before="0" w:after="0"/>
             </w:pPr>
-            <w:hyperlink w:history="1" r:id="rId_0pdwglwpbb0mnzq3xly6">
+            <w:hyperlink w:history="1" r:id="rIdg3e7bqxaiau6crp6ajmkp">
               <w:r>
                 <w:rPr>
                   <w:u w:val="single"/>
@@ -24705,7 +24887,7 @@
             <w:pPr>
               <w:spacing w:before="0" w:after="0"/>
             </w:pPr>
-            <w:hyperlink w:history="1" r:id="rIdw092lslf4h-tp--kg8dnw">
+            <w:hyperlink w:history="1" r:id="rIdkkxta5xogaxdmmmj6rwh1">
               <w:r>
                 <w:rPr>
                   <w:u w:val="single"/>
@@ -24822,7 +25004,7 @@
             <w:pPr>
               <w:spacing w:before="0" w:after="0"/>
             </w:pPr>
-            <w:hyperlink w:history="1" r:id="rId9ilikga4wozpjzifefu_p">
+            <w:hyperlink w:history="1" r:id="rIdjmdx2klf9ukoh2xc8nerr">
               <w:r>
                 <w:rPr>
                   <w:u w:val="single"/>
@@ -24939,7 +25121,7 @@
             <w:pPr>
               <w:spacing w:before="0" w:after="0"/>
             </w:pPr>
-            <w:hyperlink w:history="1" r:id="rIdmf6i1-eeq3hon5rhcymri">
+            <w:hyperlink w:history="1" r:id="rIda-tjttheda3xmq-9zfdrb">
               <w:r>
                 <w:rPr>
                   <w:u w:val="single"/>
@@ -25096,7 +25278,7 @@
             <w:pPr>
               <w:spacing w:before="0" w:after="0"/>
             </w:pPr>
-            <w:hyperlink w:history="1" r:id="rIdmtm3aawl9nhij8dyoszs7">
+            <w:hyperlink w:history="1" r:id="rIdki4rpsgudn7cknzuql1qk">
               <w:r>
                 <w:rPr>
                   <w:u w:val="single"/>
@@ -25213,7 +25395,7 @@
             <w:pPr>
               <w:spacing w:before="0" w:after="0"/>
             </w:pPr>
-            <w:hyperlink w:history="1" r:id="rIdsdqrqwijyrw-q2jeyz-8m">
+            <w:hyperlink w:history="1" r:id="rId_mpyzbjuxlazyi2rgxbmt">
               <w:r>
                 <w:rPr>
                   <w:u w:val="single"/>
@@ -25330,7 +25512,7 @@
             <w:pPr>
               <w:spacing w:before="0" w:after="0"/>
             </w:pPr>
-            <w:hyperlink w:history="1" r:id="rIdmsquev1mdme7zj4fxci0e">
+            <w:hyperlink w:history="1" r:id="rIdf8pcle9dw52m8mnwt_g5b">
               <w:r>
                 <w:rPr>
                   <w:u w:val="single"/>
@@ -25447,7 +25629,7 @@
             <w:pPr>
               <w:spacing w:before="0" w:after="0"/>
             </w:pPr>
-            <w:hyperlink w:history="1" r:id="rIdx2cbuhx-j57uar8vls-rz">
+            <w:hyperlink w:history="1" r:id="rIdd9pligljja87ua1c3onbv">
               <w:r>
                 <w:rPr>
                   <w:u w:val="single"/>
@@ -25604,7 +25786,7 @@
             <w:pPr>
               <w:spacing w:before="0" w:after="0"/>
             </w:pPr>
-            <w:hyperlink w:history="1" r:id="rIdhkbc-u16kcugjusjajzg7">
+            <w:hyperlink w:history="1" r:id="rId61n3p1qqxbhgmzqkwj_6j">
               <w:r>
                 <w:rPr>
                   <w:u w:val="single"/>
@@ -25721,7 +25903,7 @@
             <w:pPr>
               <w:spacing w:before="0" w:after="0"/>
             </w:pPr>
-            <w:hyperlink w:history="1" r:id="rIdi34y1cdjpecd-s4xnyelf">
+            <w:hyperlink w:history="1" r:id="rIdpn2xjznx2gtrho_ikaxne">
               <w:r>
                 <w:rPr>
                   <w:u w:val="single"/>
@@ -25838,7 +26020,7 @@
             <w:pPr>
               <w:spacing w:before="0" w:after="0"/>
             </w:pPr>
-            <w:hyperlink w:history="1" r:id="rIdmkrvt1ishfe2cb8kgikfg">
+            <w:hyperlink w:history="1" r:id="rIdr09_snkqnztrjbhyiib7k">
               <w:r>
                 <w:rPr>
                   <w:u w:val="single"/>
@@ -25955,7 +26137,7 @@
             <w:pPr>
               <w:spacing w:before="0" w:after="0"/>
             </w:pPr>
-            <w:hyperlink w:history="1" r:id="rIdzghxxhawk9jdgx0an4kbb">
+            <w:hyperlink w:history="1" r:id="rIdx0a_r_m_rjwnm0m3284f2">
               <w:r>
                 <w:rPr>
                   <w:u w:val="single"/>
@@ -26072,7 +26254,7 @@
             <w:pPr>
               <w:spacing w:before="0" w:after="0"/>
             </w:pPr>
-            <w:hyperlink w:history="1" r:id="rIdalodmzlh3zrs04cdx0ooj">
+            <w:hyperlink w:history="1" r:id="rId2ujw4lygauhpzcl7223s4">
               <w:r>
                 <w:rPr>
                   <w:u w:val="single"/>
@@ -26189,7 +26371,7 @@
             <w:pPr>
               <w:spacing w:before="0" w:after="0"/>
             </w:pPr>
-            <w:hyperlink w:history="1" r:id="rIdhgxbafqe8huukwwxoan0m">
+            <w:hyperlink w:history="1" r:id="rIdwmy2pem--xeevctsir3b5">
               <w:r>
                 <w:rPr>
                   <w:u w:val="single"/>
@@ -26306,7 +26488,7 @@
             <w:pPr>
               <w:spacing w:before="0" w:after="0"/>
             </w:pPr>
-            <w:hyperlink w:history="1" r:id="rIdquhiw9-kaj85m0t-lqytb">
+            <w:hyperlink w:history="1" r:id="rIddluxkz2rrahsj8hknopif">
               <w:r>
                 <w:rPr>
                   <w:u w:val="single"/>
@@ -26423,7 +26605,7 @@
             <w:pPr>
               <w:spacing w:before="0" w:after="0"/>
             </w:pPr>
-            <w:hyperlink w:history="1" r:id="rIdoqoaxhjvnv5xlcldf3qip">
+            <w:hyperlink w:history="1" r:id="rIdrkt4zj8qyiqztoplklmlt">
               <w:r>
                 <w:rPr>
                   <w:u w:val="single"/>
@@ -26540,7 +26722,7 @@
             <w:pPr>
               <w:spacing w:before="0" w:after="0"/>
             </w:pPr>
-            <w:hyperlink w:history="1" r:id="rIdyw54tybjjuozgvymuhka4">
+            <w:hyperlink w:history="1" r:id="rIdgb-an6xp1xgvlvqz5ekuk">
               <w:r>
                 <w:rPr>
                   <w:u w:val="single"/>
@@ -26657,7 +26839,7 @@
             <w:pPr>
               <w:spacing w:before="0" w:after="0"/>
             </w:pPr>
-            <w:hyperlink w:history="1" r:id="rIdu2vmjo3cheyjklhvzwxwt">
+            <w:hyperlink w:history="1" r:id="rIduea3z_n-zbmsfuffeika9">
               <w:r>
                 <w:rPr>
                   <w:u w:val="single"/>
@@ -26732,7 +26914,7 @@
         </w:rPr>
         <w:t xml:space="preserve">Corbettmaths — Place Value (PDF)  --  </w:t>
       </w:r>
-      <w:hyperlink w:history="1" r:id="rIdidzgstgnwh1fph5p1hsna">
+      <w:hyperlink w:history="1" r:id="rIdfukyrtq00xiyrsxlptn5g">
         <w:r>
           <w:rPr>
             <w:u w:val="single"/>
@@ -26766,7 +26948,7 @@
         </w:rPr>
         <w:t xml:space="preserve">Corbettmaths — Multiplication (PDF)  --  </w:t>
       </w:r>
-      <w:hyperlink w:history="1" r:id="rIdsfhpo92defm1z2crxy_ay">
+      <w:hyperlink w:history="1" r:id="rId591nnhqqpkjh3a-dtniam">
         <w:r>
           <w:rPr>
             <w:u w:val="single"/>
@@ -26800,7 +26982,7 @@
         </w:rPr>
         <w:t xml:space="preserve">Corbettmaths — Division (PDF)  --  </w:t>
       </w:r>
-      <w:hyperlink w:history="1" r:id="rId1xyzlxctf1f8oewwl3xxp">
+      <w:hyperlink w:history="1" r:id="rIdkkeyfc7nhgiym-fvyad62">
         <w:r>
           <w:rPr>
             <w:u w:val="single"/>
@@ -26834,7 +27016,7 @@
         </w:rPr>
         <w:t xml:space="preserve">Corbettmaths — Fractions, Decimals &amp; Percentages (PDF)  --  </w:t>
       </w:r>
-      <w:hyperlink w:history="1" r:id="rIdskvazrlboek-tjv8fqqqs">
+      <w:hyperlink w:history="1" r:id="rIdpdb1kwypll2kkpkillkpx">
         <w:r>
           <w:rPr>
             <w:u w:val="single"/>
@@ -26868,7 +27050,7 @@
         </w:rPr>
         <w:t xml:space="preserve">Corbettmaths — Percentage of an Amount (PDF)  --  </w:t>
       </w:r>
-      <w:hyperlink w:history="1" r:id="rIdln91itgzs-voxyn2nk-m0">
+      <w:hyperlink w:history="1" r:id="rIdig4rsxfxmlgpoxn9sg3j0">
         <w:r>
           <w:rPr>
             <w:u w:val="single"/>
@@ -26902,7 +27084,7 @@
         </w:rPr>
         <w:t xml:space="preserve">Corbettmaths — Order of Operations (PDF)  --  </w:t>
       </w:r>
-      <w:hyperlink w:history="1" r:id="rIdx2imsj_vghkrsfvq6z9dy">
+      <w:hyperlink w:history="1" r:id="rIdef2kkrd3fy-hhkpulaty9">
         <w:r>
           <w:rPr>
             <w:u w:val="single"/>
@@ -26936,7 +27118,7 @@
         </w:rPr>
         <w:t xml:space="preserve">Corbettmaths — Equations (PDF)  --  </w:t>
       </w:r>
-      <w:hyperlink w:history="1" r:id="rIdxi6voli57dmaczra234fm">
+      <w:hyperlink w:history="1" r:id="rIdeihlsa0tsue24nurdstyu">
         <w:r>
           <w:rPr>
             <w:u w:val="single"/>
